--- a/W9 - PRACTICE -  Firebase - PART-1.docx
+++ b/W9 - PRACTICE -  Firebase - PART-1.docx
@@ -2604,9 +2604,8 @@
           <w:sz w:val="28"/>
           <w:szCs w:val="28"/>
         </w:rPr>
-        <w:t xml:space="preserve">add Artist into Song. </w:t>
-      </w:r>
-      <w:proofErr w:type="gramStart"/>
+        <w:t>add Artist into Song. Instead</w:t>
+      </w:r>
       <w:r>
         <w:rPr>
           <w:rFonts w:asciiTheme="majorHAnsi" w:hAnsiTheme="majorHAnsi" w:cstheme="majorHAnsi"/>
@@ -2614,9 +2613,8 @@
           <w:sz w:val="28"/>
           <w:szCs w:val="28"/>
         </w:rPr>
-        <w:t>Instead</w:t>
-      </w:r>
-      <w:proofErr w:type="gramEnd"/>
+        <w:t xml:space="preserve"> I</w:t>
+      </w:r>
       <w:r>
         <w:rPr>
           <w:rFonts w:asciiTheme="majorHAnsi" w:hAnsiTheme="majorHAnsi" w:cstheme="majorHAnsi"/>
@@ -2624,8 +2622,9 @@
           <w:sz w:val="28"/>
           <w:szCs w:val="28"/>
         </w:rPr>
-        <w:t xml:space="preserve"> I</w:t>
-      </w:r>
+        <w:t xml:space="preserve"> create a separate combined model (</w:t>
+      </w:r>
+      <w:proofErr w:type="spellStart"/>
       <w:r>
         <w:rPr>
           <w:rFonts w:asciiTheme="majorHAnsi" w:hAnsiTheme="majorHAnsi" w:cstheme="majorHAnsi"/>
@@ -2633,9 +2632,9 @@
           <w:sz w:val="28"/>
           <w:szCs w:val="28"/>
         </w:rPr>
-        <w:t xml:space="preserve"> create a separate combined model (</w:t>
-      </w:r>
-      <w:proofErr w:type="spellStart"/>
+        <w:t>SongArtist</w:t>
+      </w:r>
+      <w:proofErr w:type="spellEnd"/>
       <w:r>
         <w:rPr>
           <w:rFonts w:asciiTheme="majorHAnsi" w:hAnsiTheme="majorHAnsi" w:cstheme="majorHAnsi"/>
@@ -2643,34 +2642,8 @@
           <w:sz w:val="28"/>
           <w:szCs w:val="28"/>
         </w:rPr>
-        <w:t>SongArtist</w:t>
-      </w:r>
-      <w:proofErr w:type="spellEnd"/>
-      <w:r>
-        <w:rPr>
-          <w:rFonts w:asciiTheme="majorHAnsi" w:hAnsiTheme="majorHAnsi" w:cstheme="majorHAnsi"/>
-          <w:color w:val="000000" w:themeColor="text1"/>
-          <w:sz w:val="28"/>
-          <w:szCs w:val="28"/>
-        </w:rPr>
         <w:t>) in memory for the UI.</w:t>
       </w:r>
-    </w:p>
-    <w:p>
-      <w:pPr>
-        <w:pBdr>
-          <w:top w:val="single" w:sz="4" w:space="1" w:color="auto"/>
-          <w:left w:val="single" w:sz="4" w:space="4" w:color="auto"/>
-          <w:bottom w:val="single" w:sz="4" w:space="1" w:color="auto"/>
-          <w:right w:val="single" w:sz="4" w:space="4" w:color="auto"/>
-        </w:pBdr>
-        <w:rPr>
-          <w:rFonts w:asciiTheme="majorHAnsi" w:hAnsiTheme="majorHAnsi" w:cstheme="majorHAnsi"/>
-          <w:color w:val="000000" w:themeColor="text1"/>
-          <w:sz w:val="28"/>
-          <w:szCs w:val="28"/>
-        </w:rPr>
-      </w:pPr>
     </w:p>
     <w:p>
       <w:pPr>
@@ -2884,6 +2857,7 @@
           <w:noProof/>
           <w:lang w:val="en-US" w:bidi="km-KH"/>
         </w:rPr>
+        <w:lastRenderedPageBreak/>
         <w:drawing>
           <wp:inline distT="0" distB="0" distL="0" distR="0" wp14:anchorId="7689E371" wp14:editId="58F32C99">
             <wp:extent cx="5943600" cy="3567430"/>
